--- a/opisy_archetypow/opisy_Kochanka.docx
+++ b/opisy_archetypow/opisy_Kochanka.docx
@@ -1025,7 +1025,7 @@
         </w:numPr>
       </w:pPr>
       <w:r>
-        <w:t xml:space="preserve">Z drugiej: polityczki wymaga </w:t>
+        <w:t xml:space="preserve">Z drugiej: polityka wymaga </w:t>
       </w:r>
       <w:r>
         <w:rPr>
@@ -1229,7 +1229,7 @@
         </w:numPr>
       </w:pPr>
       <w:r>
-        <w:t>„polityczki jako podobanie się” zamiast „polityczki jako relacja + standard”</w:t>
+        <w:t>„polityka jako podobanie się” zamiast „polityka jako relacja + standard”</w:t>
       </w:r>
     </w:p>
     <w:p/>
@@ -1270,14 +1270,25 @@
         </w:numPr>
       </w:pPr>
       <w:r>
+        <w:t>Budowniczka wspólnoty (integruje ludzi, łączy środowiska)</w:t>
+      </w:r>
+    </w:p>
+    <w:p>
+      <w:pPr>
+        <w:numPr>
+          <w:ilvl w:val="0"/>
+          <w:numId w:val="8"/>
+        </w:numPr>
+      </w:pPr>
+      <w:r>
         <w:rPr>
           <w:b/>
           <w:bCs/>
         </w:rPr>
-        <w:t>Budowniczy wspólnoty</w:t>
-      </w:r>
-      <w:r>
-        <w:t xml:space="preserve"> (integruje ludzi, łączy środowiska)</w:t>
+        <w:t>Rzeczniczka jakości życia</w:t>
+      </w:r>
+      <w:r>
+        <w:t xml:space="preserve"> (kultura, przestrzeń, klimat miasta)</w:t>
       </w:r>
     </w:p>
     <w:p>
@@ -1292,10 +1303,10 @@
           <w:b/>
           <w:bCs/>
         </w:rPr>
-        <w:t>Rzecznik jakości życia</w:t>
-      </w:r>
-      <w:r>
-        <w:t xml:space="preserve"> (kultura, przestrzeń, klimat miasta)</w:t>
+        <w:t>Ambasador dialogu</w:t>
+      </w:r>
+      <w:r>
+        <w:t xml:space="preserve"> (relacje, partnerstwo, współpraca)</w:t>
       </w:r>
     </w:p>
     <w:p>
@@ -1306,32 +1317,7 @@
         </w:numPr>
       </w:pPr>
       <w:r>
-        <w:rPr>
-          <w:b/>
-          <w:bCs/>
-        </w:rPr>
-        <w:t>Ambasador dialogu</w:t>
-      </w:r>
-      <w:r>
-        <w:t xml:space="preserve"> (relacje, partnerstwo, współpraca)</w:t>
-      </w:r>
-    </w:p>
-    <w:p>
-      <w:pPr>
-        <w:numPr>
-          <w:ilvl w:val="0"/>
-          <w:numId w:val="8"/>
-        </w:numPr>
-      </w:pPr>
-      <w:r>
-        <w:rPr>
-          <w:b/>
-          <w:bCs/>
-        </w:rPr>
-        <w:t>Doceniający liderka</w:t>
-      </w:r>
-      <w:r>
-        <w:t xml:space="preserve"> (wzmacnia ludzi, zauważa, dziękuje)</w:t>
+        <w:t>Doceniająca liderka (wzmacnia ludzi, zauważa, dziękuje)</w:t>
       </w:r>
     </w:p>
     <w:p/>
@@ -1851,7 +1837,7 @@
     </w:p>
     <w:p>
       <w:r>
-        <w:t>„Polityczki to relacja</w:t>
+        <w:t>„Polityka to relacja</w:t>
       </w:r>
       <w:r>
         <w:t xml:space="preserve"> – </w:t>
@@ -3310,7 +3296,7 @@
         <w:pStyle w:val="Nagwek2"/>
       </w:pPr>
       <w:r>
-        <w:t>6. Agenda tematyczna i ramowanie polityczka</w:t>
+        <w:t>6. Agenda tematyczna i ramowanie polityka</w:t>
       </w:r>
     </w:p>
     <w:p>

--- a/opisy_archetypow/opisy_Kochanka.docx
+++ b/opisy_archetypow/opisy_Kochanka.docx
@@ -1161,7 +1161,7 @@
         </w:numPr>
       </w:pPr>
       <w:r>
-        <w:t>zazdrosny, zaborczy, obsesyjny (w praktyce: niezdrowa potrzeba uwielbienia),</w:t>
+        <w:t>zazdrosna, zaborcza, obsesyjna (w praktyce: niezdrowa potrzeba uwielbienia),</w:t>
       </w:r>
     </w:p>
     <w:p>
@@ -1172,7 +1172,7 @@
         </w:numPr>
       </w:pPr>
       <w:r>
-        <w:t>narcystyczny (wszystko „o mnie”, zamiast „o relacji”),</w:t>
+        <w:t>narcystyczna (wszystko „o mnie”, zamiast „o relacji”),</w:t>
       </w:r>
     </w:p>
     <w:p>
@@ -1183,7 +1183,7 @@
         </w:numPr>
       </w:pPr>
       <w:r>
-        <w:t>podatny na uzależnienie od poklasku i reakcji,</w:t>
+        <w:t>podatna na uzależnienie od poklasku i reakcji,</w:t>
       </w:r>
     </w:p>
     <w:p>
@@ -1299,14 +1299,7 @@
         </w:numPr>
       </w:pPr>
       <w:r>
-        <w:rPr>
-          <w:b/>
-          <w:bCs/>
-        </w:rPr>
-        <w:t>Ambasador dialogu</w:t>
-      </w:r>
-      <w:r>
-        <w:t xml:space="preserve"> (relacje, partnerstwo, współpraca)</w:t>
+        <w:t>Ambasadorka dialogu (relacje, partnerstwo, współpraca)</w:t>
       </w:r>
     </w:p>
     <w:p>
@@ -1317,7 +1310,7 @@
         </w:numPr>
       </w:pPr>
       <w:r>
-        <w:t>Doceniająca liderka (wzmacnia ludzi, zauważa, dziękuje)</w:t>
+        <w:t>Liderka doceniająca (wzmacnia ludzi, zauważa, dziękuje)</w:t>
       </w:r>
     </w:p>
     <w:p/>

--- a/opisy_archetypow/opisy_Kochanka.docx
+++ b/opisy_archetypow/opisy_Kochanka.docx
@@ -109,7 +109,7 @@
     </w:p>
     <w:p>
       <w:r>
-        <w:t>samotność, odrzucenie, bycie niekochanym</w:t>
+        <w:t>samotność, odrzucenie, bycie niekochaną</w:t>
       </w:r>
     </w:p>
     <w:p/>
@@ -697,7 +697,7 @@
         <w:t>uzależnienie od poklasku</w:t>
       </w:r>
       <w:r>
-        <w:t xml:space="preserve"> (potrzeba bycia lubianym kosztem strategii)</w:t>
+        <w:t xml:space="preserve"> (potrzeba bycia lubianą kosztem strategii)</w:t>
       </w:r>
     </w:p>
     <w:p>
@@ -971,20 +971,7 @@
     </w:p>
     <w:p>
       <w:r>
-        <w:t xml:space="preserve">Największy lęk to </w:t>
-      </w:r>
-      <w:r>
-        <w:rPr>
-          <w:b/>
-          <w:bCs/>
-        </w:rPr>
-        <w:t>samotność, odrzucenie, bycie niekochanym / niechcianym</w:t>
-      </w:r>
-      <w:r>
-        <w:t xml:space="preserve"> – </w:t>
-      </w:r>
-      <w:r>
-        <w:t>oraz chłód relacji, w których ludzie stają się „numerami” albo „elektoratem”, a nie osobami.</w:t>
+        <w:t>Największy lęk to samotność, odrzucenie, bycie niekochaną / niechcianą – oraz chłód relacji, w których ludzie stają się „numerami” albo „elektoratem”, a nie osobami.</w:t>
       </w:r>
     </w:p>
     <w:p/>
@@ -1543,23 +1530,7 @@
     </w:p>
     <w:p>
       <w:r>
-        <w:t xml:space="preserve">Komunikacja Kochanka powinna budować </w:t>
-      </w:r>
-      <w:r>
-        <w:rPr>
-          <w:b/>
-          <w:bCs/>
-        </w:rPr>
-        <w:t>bliskość i atmosferę</w:t>
-      </w:r>
-      <w:r>
-        <w:t>: mówić do ludzi w sposób osobisty, ciepły i pełen uznania, ale bez przesady i teatralności. Przekaz ma dotykać realnego doświadczenia: relacji w społeczności, codziennej jakości życia, dumy z miejsca, w którym się żyje. Najlepiej działają opowieści o ludziach, sceny „z życia” i pokazanie detali, które robią różnicę. W social mediach dominują kadry z bliska, emocje, uśmiech, gesty, a także estetyka: światło, kolory, detale przestrzeni. Największy błąd: chłód albo urzędowość</w:t>
-      </w:r>
-      <w:r>
-        <w:t xml:space="preserve"> – </w:t>
-      </w:r>
-      <w:r>
-        <w:t>Kochanka traci wtedy swoje DNA.</w:t>
+        <w:t>Komunikacja Kochanki powinna budować bliskość i atmosferę: mówić do ludzi w sposób osobisty, ciepły i pełen uznania, ale bez przesady i teatralności. Przekaz ma dotykać realnego doświadczenia: relacji w społeczności, codziennej jakości życia, dumy z miejsca, w którym się żyje. Najlepiej działają opowieści o ludziach, sceny „z życia” i pokazanie detali, które robią różnicę. W social mediach dominują kadry z bliska, emocje, uśmiech, gesty, a także estetyka: światło, kolory, detale przestrzeni. Największy błąd: chłód albo urzędowość – Kochanka traci wtedy swoje DNA.</w:t>
       </w:r>
     </w:p>
     <w:p/>
@@ -2756,27 +2727,7 @@
     </w:p>
     <w:p>
       <w:r>
-        <w:t xml:space="preserve">Barwy Kochanka powinny kojarzyć się z </w:t>
-      </w:r>
-      <w:r>
-        <w:rPr>
-          <w:b/>
-          <w:bCs/>
-        </w:rPr>
-        <w:t>namiętnością, elegancją i luksusem</w:t>
-      </w:r>
-      <w:r>
-        <w:t xml:space="preserve">: czerwienie i róże budują emocję, złoto wzmacnia wartość i „wyjątkowość”, a jasne neutralne tło daje przestrzeń i klasę. To paleta, która mówi: </w:t>
-      </w:r>
-      <w:r>
-        <w:rPr>
-          <w:b/>
-          <w:bCs/>
-        </w:rPr>
-        <w:t>uczucie, estetyka, intensywność, jakość</w:t>
-      </w:r>
-      <w:r>
-        <w:t>.</w:t>
+        <w:t>Barwy Kochanki powinny kojarzyć się z namiętnością, elegancją i luksusem: czerwienie i róże budują emocję, złoto wzmacnia wartość i „wyjątkowość”, a jasne neutralne tło daje przestrzeń i klasę. To paleta, która mówi: uczucie, estetyka, intensywność, jakość.</w:t>
       </w:r>
     </w:p>
     <w:p/>
